--- a/docs/11-test-cases.docx
+++ b/docs/11-test-cases.docx
@@ -2,7 +2,7 @@
 <file path=word/document.xml><?xml version="1.0" encoding="utf-8"?>
 <w:document xmlns:w="http://schemas.openxmlformats.org/wordprocessingml/2006/main" xmlns:m="http://schemas.openxmlformats.org/officeDocument/2006/math" xmlns:r="http://schemas.openxmlformats.org/officeDocument/2006/relationships" xmlns:o="urn:schemas-microsoft-com:office:office" xmlns:v="urn:schemas-microsoft-com:vml" xmlns:w10="urn:schemas-microsoft-com:office:word" xmlns:a="http://schemas.openxmlformats.org/drawingml/2006/main" xmlns:pic="http://schemas.openxmlformats.org/drawingml/2006/picture" xmlns:wp="http://schemas.openxmlformats.org/drawingml/2006/wordprocessingDrawing">
   <w:body>
-    <w:bookmarkStart w:id="26" w:name="test-cases"/>
+    <w:bookmarkStart w:id="32" w:name="test-cases"/>
     <w:p>
       <w:pPr>
         <w:pStyle w:val="Heading1"/>
@@ -56,13 +56,13 @@
           <w:b/>
           <w:bCs/>
         </w:rPr>
-        <w:t xml:space="preserve">51 tests, all passing</w:t>
+        <w:t xml:space="preserve">71 tests, all passing</w:t>
       </w:r>
       <w:r>
         <w:t xml:space="preserve">. Each row traces to a §4 UI Page + Workflow.</w:t>
       </w:r>
     </w:p>
-    <w:bookmarkStart w:id="22" w:name="test-case-matrix-by-ui-page-workflow"/>
+    <w:bookmarkStart w:id="28" w:name="test-case-matrix-by-ui-page-workflow"/>
     <w:p>
       <w:pPr>
         <w:pStyle w:val="Heading2"/>
@@ -108,7 +108,7 @@
         <w:t xml:space="preserve"> </w:t>
       </w:r>
       <w:r>
-        <w:t xml:space="preserve">valid email + 6+ char password → Hackathons, logged in.</w:t>
+        <w:t xml:space="preserve">valid email + 6+ char password + LinkedIn → Hackathons, logged in.</w:t>
       </w:r>
     </w:p>
     <w:p>
@@ -130,7 +130,7 @@
         <w:t xml:space="preserve"> </w:t>
       </w:r>
       <w:r>
-        <w:t xml:space="preserve">bad email / short password / taken email → inline error.</w:t>
+        <w:t xml:space="preserve">bad email / short password / missing LinkedIn / taken email → inline error.</w:t>
       </w:r>
     </w:p>
     <w:p>
@@ -201,7 +201,13 @@
         <w:t xml:space="preserve"> </w:t>
       </w:r>
       <w:r>
-        <w:t xml:space="preserve">— invalid email (400), short password (400), duplicate (409).</w:t>
+        <w:t xml:space="preserve">— invalid email (400), short password (400), missing LinkedIn</w:t>
+      </w:r>
+      <w:r>
+        <w:t xml:space="preserve"> </w:t>
+      </w:r>
+      <w:r>
+        <w:t xml:space="preserve">(400), duplicate (409).</w:t>
       </w:r>
     </w:p>
     <w:bookmarkEnd w:id="9"/>
@@ -301,7 +307,7 @@
       </w:r>
     </w:p>
     <w:bookmarkEnd w:id="10"/>
-    <w:bookmarkStart w:id="11" w:name="X96856a26e1eb2f3d38e02ed159290df0be8fb2e"/>
+    <w:bookmarkStart w:id="11" w:name="Xc4aee006ae48c57f614d01300931e7deed48521"/>
     <w:p>
       <w:pPr>
         <w:pStyle w:val="Heading3"/>
@@ -316,7 +322,7 @@
         <w:t xml:space="preserve"> </w:t>
       </w:r>
       <w:r>
-        <w:t xml:space="preserve">— Workflows 1 &amp; 2: Add / remove user (admin)</w:t>
+        <w:t xml:space="preserve">— Workflows 1–3: Add / remove / delete-all (admin)</w:t>
       </w:r>
     </w:p>
     <w:p>
@@ -347,7 +353,13 @@
         <w:t xml:space="preserve"> </w:t>
       </w:r>
       <w:r>
-        <w:t xml:space="preserve">— lists users; adds a user; removes a user.</w:t>
+        <w:t xml:space="preserve">— lists users; adds a user; removes a user; deletes all</w:t>
+      </w:r>
+      <w:r>
+        <w:t xml:space="preserve"> </w:t>
+      </w:r>
+      <w:r>
+        <w:t xml:space="preserve">non-admin users (admin remains).</w:t>
       </w:r>
     </w:p>
     <w:p>
@@ -384,11 +396,11 @@
         <w:t xml:space="preserve"> </w:t>
       </w:r>
       <w:r>
-        <w:t xml:space="preserve">(400); non-admin cannot list users (403).</w:t>
+        <w:t xml:space="preserve">(400); non-admin cannot list users (403); non-admin cannot delete all users (403).</w:t>
       </w:r>
     </w:p>
     <w:bookmarkEnd w:id="11"/>
-    <w:bookmarkStart w:id="12" w:name="hackathons-workflows-1-2-browse-create"/>
+    <w:bookmarkStart w:id="12" w:name="X27c878ba74b4140fb3c52d890934e8232913239"/>
     <w:p>
       <w:pPr>
         <w:pStyle w:val="Heading3"/>
@@ -397,6 +409,99 @@
         <w:rPr>
           <w:rStyle w:val="VerbatimChar"/>
         </w:rPr>
+        <w:t xml:space="preserve">Account settings</w:t>
+      </w:r>
+      <w:r>
+        <w:t xml:space="preserve"> </w:t>
+      </w:r>
+      <w:r>
+        <w:t xml:space="preserve">— Workflows 1 &amp; 2: Update LinkedIn / change password</w:t>
+      </w:r>
+    </w:p>
+    <w:p>
+      <w:pPr>
+        <w:pStyle w:val="Compact"/>
+        <w:numPr>
+          <w:ilvl w:val="0"/>
+          <w:numId w:val="1004"/>
+        </w:numPr>
+      </w:pPr>
+      <w:r>
+        <w:rPr>
+          <w:b/>
+          <w:bCs/>
+        </w:rPr>
+        <w:t xml:space="preserve">API positive:</w:t>
+      </w:r>
+      <w:r>
+        <w:t xml:space="preserve"> </w:t>
+      </w:r>
+      <w:r>
+        <w:rPr>
+          <w:rStyle w:val="VerbatimChar"/>
+        </w:rPr>
+        <w:t xml:space="preserve">auth.test.js</w:t>
+      </w:r>
+      <w:r>
+        <w:t xml:space="preserve"> </w:t>
+      </w:r>
+      <w:r>
+        <w:t xml:space="preserve">— user updates their LinkedIn; user changes password and can</w:t>
+      </w:r>
+      <w:r>
+        <w:t xml:space="preserve"> </w:t>
+      </w:r>
+      <w:r>
+        <w:t xml:space="preserve">log in with the new one (old one fails).</w:t>
+      </w:r>
+    </w:p>
+    <w:p>
+      <w:pPr>
+        <w:pStyle w:val="Compact"/>
+        <w:numPr>
+          <w:ilvl w:val="0"/>
+          <w:numId w:val="1004"/>
+        </w:numPr>
+      </w:pPr>
+      <w:r>
+        <w:rPr>
+          <w:b/>
+          <w:bCs/>
+        </w:rPr>
+        <w:t xml:space="preserve">API negative:</w:t>
+      </w:r>
+      <w:r>
+        <w:t xml:space="preserve"> </w:t>
+      </w:r>
+      <w:r>
+        <w:rPr>
+          <w:rStyle w:val="VerbatimChar"/>
+        </w:rPr>
+        <w:t xml:space="preserve">auth.test.js</w:t>
+      </w:r>
+      <w:r>
+        <w:t xml:space="preserve"> </w:t>
+      </w:r>
+      <w:r>
+        <w:t xml:space="preserve">— short password (400); empty LinkedIn (400); unauthenticated</w:t>
+      </w:r>
+      <w:r>
+        <w:t xml:space="preserve"> </w:t>
+      </w:r>
+      <w:r>
+        <w:t xml:space="preserve">update (401).</w:t>
+      </w:r>
+    </w:p>
+    <w:bookmarkEnd w:id="12"/>
+    <w:bookmarkStart w:id="13" w:name="hackathons-workflows-1-2-browse-create"/>
+    <w:p>
+      <w:pPr>
+        <w:pStyle w:val="Heading3"/>
+      </w:pPr>
+      <w:r>
+        <w:rPr>
+          <w:rStyle w:val="VerbatimChar"/>
+        </w:rPr>
         <w:t xml:space="preserve">Hackathons</w:t>
       </w:r>
       <w:r>
@@ -411,7 +516,7 @@
         <w:pStyle w:val="Compact"/>
         <w:numPr>
           <w:ilvl w:val="0"/>
-          <w:numId w:val="1004"/>
+          <w:numId w:val="1005"/>
         </w:numPr>
       </w:pPr>
       <w:r>
@@ -433,7 +538,7 @@
         <w:pStyle w:val="Compact"/>
         <w:numPr>
           <w:ilvl w:val="0"/>
-          <w:numId w:val="1004"/>
+          <w:numId w:val="1005"/>
         </w:numPr>
       </w:pPr>
       <w:r>
@@ -455,7 +560,7 @@
         <w:pStyle w:val="Compact"/>
         <w:numPr>
           <w:ilvl w:val="0"/>
-          <w:numId w:val="1004"/>
+          <w:numId w:val="1005"/>
         </w:numPr>
       </w:pPr>
       <w:r>
@@ -486,7 +591,7 @@
         <w:pStyle w:val="Compact"/>
         <w:numPr>
           <w:ilvl w:val="0"/>
-          <w:numId w:val="1004"/>
+          <w:numId w:val="1005"/>
         </w:numPr>
       </w:pPr>
       <w:r>
@@ -518,8 +623,8 @@
         <w:t xml:space="preserve">hackathon (404).</w:t>
       </w:r>
     </w:p>
-    <w:bookmarkEnd w:id="12"/>
-    <w:bookmarkStart w:id="13" w:name="hackathon-admin-workflow-1-edit-details"/>
+    <w:bookmarkEnd w:id="13"/>
+    <w:bookmarkStart w:id="14" w:name="hackathon-admin-workflow-1-edit-details"/>
     <w:p>
       <w:pPr>
         <w:pStyle w:val="Heading3"/>
@@ -542,7 +647,7 @@
         <w:pStyle w:val="Compact"/>
         <w:numPr>
           <w:ilvl w:val="0"/>
-          <w:numId w:val="1005"/>
+          <w:numId w:val="1006"/>
         </w:numPr>
       </w:pPr>
       <w:r>
@@ -577,8 +682,8 @@
         <w:t xml:space="preserve">.</w:t>
       </w:r>
     </w:p>
-    <w:bookmarkEnd w:id="13"/>
-    <w:bookmarkStart w:id="14" w:name="Xad492b1772a9176f893125a1bee9bdf167c14f1"/>
+    <w:bookmarkEnd w:id="14"/>
+    <w:bookmarkStart w:id="15" w:name="X3f23d4cbf4b489b5b92323ad8bff84d1cc1720c"/>
     <w:p>
       <w:pPr>
         <w:pStyle w:val="Heading3"/>
@@ -593,15 +698,15 @@
         <w:t xml:space="preserve"> </w:t>
       </w:r>
       <w:r>
-        <w:t xml:space="preserve">— Workflows 2 &amp; 3: Tracks / sponsors</w:t>
-      </w:r>
-    </w:p>
-    <w:p>
-      <w:pPr>
-        <w:pStyle w:val="Compact"/>
-        <w:numPr>
-          <w:ilvl w:val="0"/>
-          <w:numId w:val="1006"/>
+        <w:t xml:space="preserve">— Workflow 1: Edit details (incl. support &amp; schedule)</w:t>
+      </w:r>
+    </w:p>
+    <w:p>
+      <w:pPr>
+        <w:pStyle w:val="Compact"/>
+        <w:numPr>
+          <w:ilvl w:val="0"/>
+          <w:numId w:val="1007"/>
         </w:numPr>
       </w:pPr>
       <w:r>
@@ -624,13 +729,995 @@
         <w:t xml:space="preserve"> </w:t>
       </w:r>
       <w:r>
+        <w:t xml:space="preserve">— admin edits details; creates &amp; edits</w:t>
+      </w:r>
+      <w:r>
+        <w:t xml:space="preserve"> </w:t>
+      </w:r>
+      <w:r>
+        <w:rPr>
+          <w:rStyle w:val="VerbatimChar"/>
+        </w:rPr>
+        <w:t xml:space="preserve">support_info</w:t>
+      </w:r>
+    </w:p>
+    <w:p>
+      <w:pPr>
+        <w:pStyle w:val="Compact"/>
+        <w:numPr>
+          <w:ilvl w:val="1"/>
+          <w:numId w:val="1008"/>
+        </w:numPr>
+      </w:pPr>
+      <w:r>
+        <w:rPr>
+          <w:rStyle w:val="VerbatimChar"/>
+        </w:rPr>
+        <w:t xml:space="preserve">schedule</w:t>
+      </w:r>
+      <w:r>
+        <w:t xml:space="preserve">.</w:t>
+      </w:r>
+    </w:p>
+    <w:bookmarkEnd w:id="15"/>
+    <w:bookmarkStart w:id="16" w:name="Xe667b6b42ae4f4f7d0f859b548f48941c69a304"/>
+    <w:p>
+      <w:pPr>
+        <w:pStyle w:val="Heading3"/>
+      </w:pPr>
+      <w:r>
+        <w:rPr>
+          <w:rStyle w:val="VerbatimChar"/>
+        </w:rPr>
+        <w:t xml:space="preserve">Hackathon · Admin</w:t>
+      </w:r>
+      <w:r>
+        <w:t xml:space="preserve"> </w:t>
+      </w:r>
+      <w:r>
+        <w:t xml:space="preserve">— Workflows 2 &amp; 3: Tracks / sponsors (with descriptions)</w:t>
+      </w:r>
+    </w:p>
+    <w:p>
+      <w:pPr>
+        <w:pStyle w:val="Compact"/>
+        <w:numPr>
+          <w:ilvl w:val="0"/>
+          <w:numId w:val="1009"/>
+        </w:numPr>
+      </w:pPr>
+      <w:r>
+        <w:rPr>
+          <w:b/>
+          <w:bCs/>
+        </w:rPr>
+        <w:t xml:space="preserve">API positive:</w:t>
+      </w:r>
+      <w:r>
+        <w:t xml:space="preserve"> </w:t>
+      </w:r>
+      <w:r>
+        <w:rPr>
+          <w:rStyle w:val="VerbatimChar"/>
+        </w:rPr>
+        <w:t xml:space="preserve">hackathons.test.js</w:t>
+      </w:r>
+      <w:r>
+        <w:t xml:space="preserve"> </w:t>
+      </w:r>
+      <w:r>
+        <w:t xml:space="preserve">— manages multiple entries; track carries a description;</w:t>
+      </w:r>
+      <w:r>
+        <w:t xml:space="preserve"> </w:t>
+      </w:r>
+      <w:r>
+        <w:t xml:space="preserve">sponsor carries description + access instructions + prizes.</w:t>
+      </w:r>
+    </w:p>
+    <w:p>
+      <w:pPr>
+        <w:pStyle w:val="Compact"/>
+        <w:numPr>
+          <w:ilvl w:val="0"/>
+          <w:numId w:val="1009"/>
+        </w:numPr>
+      </w:pPr>
+      <w:r>
+        <w:rPr>
+          <w:b/>
+          <w:bCs/>
+        </w:rPr>
+        <w:t xml:space="preserve">API negative:</w:t>
+      </w:r>
+      <w:r>
+        <w:t xml:space="preserve"> </w:t>
+      </w:r>
+      <w:r>
+        <w:rPr>
+          <w:rStyle w:val="VerbatimChar"/>
+        </w:rPr>
+        <w:t xml:space="preserve">hackathons.test.js</w:t>
+      </w:r>
+      <w:r>
+        <w:t xml:space="preserve"> </w:t>
+      </w:r>
+      <w:r>
+        <w:t xml:space="preserve">— empty name (400); non-admin add (403).</w:t>
+      </w:r>
+    </w:p>
+    <w:bookmarkEnd w:id="16"/>
+    <w:bookmarkStart w:id="17" w:name="hackathon-admin-workflow-4-assign-judges"/>
+    <w:p>
+      <w:pPr>
+        <w:pStyle w:val="Heading3"/>
+      </w:pPr>
+      <w:r>
+        <w:rPr>
+          <w:rStyle w:val="VerbatimChar"/>
+        </w:rPr>
+        <w:t xml:space="preserve">Hackathon · Admin</w:t>
+      </w:r>
+      <w:r>
+        <w:t xml:space="preserve"> </w:t>
+      </w:r>
+      <w:r>
+        <w:t xml:space="preserve">— Workflow 4: Assign judges</w:t>
+      </w:r>
+    </w:p>
+    <w:p>
+      <w:pPr>
+        <w:pStyle w:val="Compact"/>
+        <w:numPr>
+          <w:ilvl w:val="0"/>
+          <w:numId w:val="1010"/>
+        </w:numPr>
+      </w:pPr>
+      <w:r>
+        <w:rPr>
+          <w:b/>
+          <w:bCs/>
+        </w:rPr>
+        <w:t xml:space="preserve">API positive:</w:t>
+      </w:r>
+      <w:r>
+        <w:t xml:space="preserve"> </w:t>
+      </w:r>
+      <w:r>
+        <w:rPr>
+          <w:rStyle w:val="VerbatimChar"/>
+        </w:rPr>
+        <w:t xml:space="preserve">hackathons.test.js</w:t>
+      </w:r>
+      <w:r>
+        <w:t xml:space="preserve"> </w:t>
+      </w:r>
+      <w:r>
+        <w:t xml:space="preserve">— grants/revokes view+judge access; the meta endpoint</w:t>
+      </w:r>
+      <w:r>
+        <w:t xml:space="preserve"> </w:t>
+      </w:r>
+      <w:r>
+        <w:t xml:space="preserve">returns</w:t>
+      </w:r>
+      <w:r>
+        <w:t xml:space="preserve"> </w:t>
+      </w:r>
+      <w:r>
+        <w:rPr>
+          <w:rStyle w:val="VerbatimChar"/>
+        </w:rPr>
+        <w:t xml:space="preserve">judges</w:t>
+      </w:r>
+      <w:r>
+        <w:t xml:space="preserve"> </w:t>
+      </w:r>
+      <w:r>
+        <w:t xml:space="preserve">(with LinkedIn) for the Overview info display.</w:t>
+      </w:r>
+    </w:p>
+    <w:bookmarkEnd w:id="17"/>
+    <w:bookmarkStart w:id="18" w:name="X3e87f82c3c9c2740797d31f1da2fb0e6702856e"/>
+    <w:p>
+      <w:pPr>
+        <w:pStyle w:val="Heading3"/>
+      </w:pPr>
+      <w:r>
+        <w:rPr>
+          <w:rStyle w:val="VerbatimChar"/>
+        </w:rPr>
+        <w:t xml:space="preserve">Hackathon · Team Matching</w:t>
+      </w:r>
+      <w:r>
+        <w:t xml:space="preserve"> </w:t>
+      </w:r>
+      <w:r>
+        <w:t xml:space="preserve">— Workflow 1: Opt in</w:t>
+      </w:r>
+    </w:p>
+    <w:p>
+      <w:pPr>
+        <w:pStyle w:val="Compact"/>
+        <w:numPr>
+          <w:ilvl w:val="0"/>
+          <w:numId w:val="1011"/>
+        </w:numPr>
+      </w:pPr>
+      <w:r>
+        <w:rPr>
+          <w:b/>
+          <w:bCs/>
+        </w:rPr>
+        <w:t xml:space="preserve">API positive:</w:t>
+      </w:r>
+      <w:r>
+        <w:t xml:space="preserve"> </w:t>
+      </w:r>
+      <w:r>
+        <w:rPr>
+          <w:rStyle w:val="VerbatimChar"/>
+        </w:rPr>
+        <w:t xml:space="preserve">matching.test.js</w:t>
+      </w:r>
+      <w:r>
+        <w:t xml:space="preserve"> </w:t>
+      </w:r>
+      <w:r>
+        <w:t xml:space="preserve">— opts in; matched user sees group.</w:t>
+      </w:r>
+    </w:p>
+    <w:p>
+      <w:pPr>
+        <w:pStyle w:val="Compact"/>
+        <w:numPr>
+          <w:ilvl w:val="0"/>
+          <w:numId w:val="1011"/>
+        </w:numPr>
+      </w:pPr>
+      <w:r>
+        <w:rPr>
+          <w:b/>
+          <w:bCs/>
+        </w:rPr>
+        <w:t xml:space="preserve">API negative:</w:t>
+      </w:r>
+      <w:r>
+        <w:t xml:space="preserve"> </w:t>
+      </w:r>
+      <w:r>
+        <w:rPr>
+          <w:rStyle w:val="VerbatimChar"/>
+        </w:rPr>
+        <w:t xml:space="preserve">matching.test.js</w:t>
+      </w:r>
+      <w:r>
+        <w:t xml:space="preserve"> </w:t>
+      </w:r>
+      <w:r>
+        <w:t xml:space="preserve">— missing role/plan (400); already-matched edit (409);</w:t>
+      </w:r>
+      <w:r>
+        <w:t xml:space="preserve"> </w:t>
+      </w:r>
+      <w:r>
+        <w:t xml:space="preserve">non-admin lists opt-ins (403).</w:t>
+      </w:r>
+    </w:p>
+    <w:bookmarkEnd w:id="18"/>
+    <w:bookmarkStart w:id="19" w:name="X77c2fea6e3f9af3c78434667cb9f96c8f731c10"/>
+    <w:p>
+      <w:pPr>
+        <w:pStyle w:val="Heading3"/>
+      </w:pPr>
+      <w:r>
+        <w:rPr>
+          <w:rStyle w:val="VerbatimChar"/>
+        </w:rPr>
+        <w:t xml:space="preserve">Hackathon · Team Matching</w:t>
+      </w:r>
+      <w:r>
+        <w:t xml:space="preserve"> </w:t>
+      </w:r>
+      <w:r>
+        <w:t xml:space="preserve">— Workflow 2: Browse other participants</w:t>
+      </w:r>
+    </w:p>
+    <w:p>
+      <w:pPr>
+        <w:pStyle w:val="Compact"/>
+        <w:numPr>
+          <w:ilvl w:val="0"/>
+          <w:numId w:val="1012"/>
+        </w:numPr>
+      </w:pPr>
+      <w:r>
+        <w:rPr>
+          <w:b/>
+          <w:bCs/>
+        </w:rPr>
+        <w:t xml:space="preserve">API positive:</w:t>
+      </w:r>
+      <w:r>
+        <w:t xml:space="preserve"> </w:t>
+      </w:r>
+      <w:r>
+        <w:rPr>
+          <w:rStyle w:val="VerbatimChar"/>
+        </w:rPr>
+        <w:t xml:space="preserve">matching.test.js</w:t>
+      </w:r>
+      <w:r>
+        <w:t xml:space="preserve"> </w:t>
+      </w:r>
+      <w:r>
+        <w:t xml:space="preserve">— an opted-in user sees other participants’ profiles</w:t>
+      </w:r>
+      <w:r>
+        <w:t xml:space="preserve"> </w:t>
+      </w:r>
+      <w:r>
+        <w:t xml:space="preserve">(role + plan + contact).</w:t>
+      </w:r>
+    </w:p>
+    <w:p>
+      <w:pPr>
+        <w:pStyle w:val="Compact"/>
+        <w:numPr>
+          <w:ilvl w:val="0"/>
+          <w:numId w:val="1012"/>
+        </w:numPr>
+      </w:pPr>
+      <w:r>
+        <w:rPr>
+          <w:b/>
+          <w:bCs/>
+        </w:rPr>
+        <w:t xml:space="preserve">API negative:</w:t>
+      </w:r>
+      <w:r>
+        <w:t xml:space="preserve"> </w:t>
+      </w:r>
+      <w:r>
+        <w:rPr>
+          <w:rStyle w:val="VerbatimChar"/>
+        </w:rPr>
+        <w:t xml:space="preserve">matching.test.js</w:t>
+      </w:r>
+      <w:r>
+        <w:t xml:space="preserve"> </w:t>
+      </w:r>
+      <w:r>
+        <w:t xml:space="preserve">— a user who hasn’t opted in is refused (403).</w:t>
+      </w:r>
+    </w:p>
+    <w:bookmarkEnd w:id="19"/>
+    <w:bookmarkStart w:id="20" w:name="X9dfff4857b92fce0900f8dfeee824d2f20527c5"/>
+    <w:p>
+      <w:pPr>
+        <w:pStyle w:val="Heading3"/>
+      </w:pPr>
+      <w:r>
+        <w:rPr>
+          <w:rStyle w:val="VerbatimChar"/>
+        </w:rPr>
+        <w:t xml:space="preserve">Hackathon · Admin</w:t>
+      </w:r>
+      <w:r>
+        <w:t xml:space="preserve"> </w:t>
+      </w:r>
+      <w:r>
+        <w:t xml:space="preserve">— Workflow 5: Run team matching</w:t>
+      </w:r>
+    </w:p>
+    <w:p>
+      <w:pPr>
+        <w:pStyle w:val="Compact"/>
+        <w:numPr>
+          <w:ilvl w:val="0"/>
+          <w:numId w:val="1013"/>
+        </w:numPr>
+      </w:pPr>
+      <w:r>
+        <w:rPr>
+          <w:b/>
+          <w:bCs/>
+        </w:rPr>
+        <w:t xml:space="preserve">API positive:</w:t>
+      </w:r>
+      <w:r>
+        <w:t xml:space="preserve"> </w:t>
+      </w:r>
+      <w:r>
+        <w:rPr>
+          <w:rStyle w:val="VerbatimChar"/>
+        </w:rPr>
+        <w:t xml:space="preserve">matching.test.js</w:t>
+      </w:r>
+      <w:r>
+        <w:t xml:space="preserve"> </w:t>
+      </w:r>
+      <w:r>
+        <w:t xml:space="preserve">— groups of ≤4, all placed; second run matches only new</w:t>
+      </w:r>
+      <w:r>
+        <w:t xml:space="preserve"> </w:t>
+      </w:r>
+      <w:r>
+        <w:t xml:space="preserve">opt-ins; matching is scoped per hackathon (isolation).</w:t>
+      </w:r>
+    </w:p>
+    <w:p>
+      <w:pPr>
+        <w:pStyle w:val="Compact"/>
+        <w:numPr>
+          <w:ilvl w:val="0"/>
+          <w:numId w:val="1013"/>
+        </w:numPr>
+      </w:pPr>
+      <w:r>
+        <w:rPr>
+          <w:b/>
+          <w:bCs/>
+        </w:rPr>
+        <w:t xml:space="preserve">API negative:</w:t>
+      </w:r>
+      <w:r>
+        <w:t xml:space="preserve"> </w:t>
+      </w:r>
+      <w:r>
+        <w:rPr>
+          <w:rStyle w:val="VerbatimChar"/>
+        </w:rPr>
+        <w:t xml:space="preserve">matching.test.js</w:t>
+      </w:r>
+      <w:r>
+        <w:t xml:space="preserve"> </w:t>
+      </w:r>
+      <w:r>
+        <w:t xml:space="preserve">— re-running with no new opt-ins (400).</w:t>
+      </w:r>
+    </w:p>
+    <w:bookmarkEnd w:id="20"/>
+    <w:bookmarkStart w:id="21" w:name="X15d62b302bd95dadbc1df2fe63c9e77e150db68"/>
+    <w:p>
+      <w:pPr>
+        <w:pStyle w:val="Heading3"/>
+      </w:pPr>
+      <w:r>
+        <w:rPr>
+          <w:rStyle w:val="VerbatimChar"/>
+        </w:rPr>
+        <w:t xml:space="preserve">Hackathon · Submit Project</w:t>
+      </w:r>
+      <w:r>
+        <w:t xml:space="preserve"> </w:t>
+      </w:r>
+      <w:r>
+        <w:t xml:space="preserve">— Workflows 1 &amp; 2: Submit / list</w:t>
+      </w:r>
+    </w:p>
+    <w:p>
+      <w:pPr>
+        <w:pStyle w:val="Compact"/>
+        <w:numPr>
+          <w:ilvl w:val="0"/>
+          <w:numId w:val="1014"/>
+        </w:numPr>
+      </w:pPr>
+      <w:r>
+        <w:rPr>
+          <w:b/>
+          <w:bCs/>
+        </w:rPr>
+        <w:t xml:space="preserve">API positive:</w:t>
+      </w:r>
+      <w:r>
+        <w:t xml:space="preserve"> </w:t>
+      </w:r>
+      <w:r>
+        <w:rPr>
+          <w:rStyle w:val="VerbatimChar"/>
+        </w:rPr>
+        <w:t xml:space="preserve">projects.test.js</w:t>
+      </w:r>
+      <w:r>
+        <w:t xml:space="preserve"> </w:t>
+      </w:r>
+      <w:r>
+        <w:t xml:space="preserve">— submission with participants/tracks/sponsors; user sees</w:t>
+      </w:r>
+      <w:r>
+        <w:t xml:space="preserve"> </w:t>
+      </w:r>
+      <w:r>
+        <w:t xml:space="preserve">only own; same person can join a project in a different hackathon (isolation); submission on a</w:t>
+      </w:r>
+      <w:r>
+        <w:t xml:space="preserve"> </w:t>
+      </w:r>
+      <w:r>
+        <w:t xml:space="preserve">hackathon whose</w:t>
+      </w:r>
+      <w:r>
+        <w:t xml:space="preserve"> </w:t>
+      </w:r>
+      <w:r>
+        <w:rPr>
+          <w:rStyle w:val="VerbatimChar"/>
+        </w:rPr>
+        <w:t xml:space="preserve">event_date</w:t>
+      </w:r>
+      <w:r>
+        <w:t xml:space="preserve"> </w:t>
+      </w:r>
+      <w:r>
+        <w:t xml:space="preserve">is today succeeds (201).</w:t>
+      </w:r>
+    </w:p>
+    <w:p>
+      <w:pPr>
+        <w:pStyle w:val="Compact"/>
+        <w:numPr>
+          <w:ilvl w:val="0"/>
+          <w:numId w:val="1014"/>
+        </w:numPr>
+      </w:pPr>
+      <w:r>
+        <w:rPr>
+          <w:b/>
+          <w:bCs/>
+        </w:rPr>
+        <w:t xml:space="preserve">API negative:</w:t>
+      </w:r>
+      <w:r>
+        <w:t xml:space="preserve"> </w:t>
+      </w:r>
+      <w:r>
+        <w:rPr>
+          <w:rStyle w:val="VerbatimChar"/>
+        </w:rPr>
+        <w:t xml:space="preserve">projects.test.js</w:t>
+      </w:r>
+      <w:r>
+        <w:t xml:space="preserve"> </w:t>
+      </w:r>
+      <w:r>
+        <w:t xml:space="preserve">— missing name (400); participant already on another</w:t>
+      </w:r>
+      <w:r>
+        <w:t xml:space="preserve"> </w:t>
+      </w:r>
+      <w:r>
+        <w:t xml:space="preserve">project in this hackathon (409); unrelated non-judge cannot view details (403); submission to a</w:t>
+      </w:r>
+      <w:r>
+        <w:t xml:space="preserve"> </w:t>
+      </w:r>
+      <w:r>
+        <w:t xml:space="preserve">hackathon whose</w:t>
+      </w:r>
+      <w:r>
+        <w:t xml:space="preserve"> </w:t>
+      </w:r>
+      <w:r>
+        <w:rPr>
+          <w:rStyle w:val="VerbatimChar"/>
+        </w:rPr>
+        <w:t xml:space="preserve">event_date</w:t>
+      </w:r>
+      <w:r>
+        <w:t xml:space="preserve"> </w:t>
+      </w:r>
+      <w:r>
+        <w:t xml:space="preserve">is not today is rejected (403, submission window closed).</w:t>
+      </w:r>
+    </w:p>
+    <w:bookmarkEnd w:id="21"/>
+    <w:bookmarkStart w:id="22" w:name="Xbe331279d221aaa8aeb03cae35f6eb02f65cc77"/>
+    <w:p>
+      <w:pPr>
+        <w:pStyle w:val="Heading3"/>
+      </w:pPr>
+      <w:r>
+        <w:rPr>
+          <w:rStyle w:val="VerbatimChar"/>
+        </w:rPr>
+        <w:t xml:space="preserve">Hackathon · Judging</w:t>
+      </w:r>
+      <w:r>
+        <w:t xml:space="preserve"> </w:t>
+      </w:r>
+      <w:r>
+        <w:t xml:space="preserve">— Workflow 1: Score a project (Score tab)</w:t>
+      </w:r>
+    </w:p>
+    <w:p>
+      <w:pPr>
+        <w:pStyle w:val="Compact"/>
+        <w:numPr>
+          <w:ilvl w:val="0"/>
+          <w:numId w:val="1015"/>
+        </w:numPr>
+      </w:pPr>
+      <w:r>
+        <w:rPr>
+          <w:b/>
+          <w:bCs/>
+        </w:rPr>
+        <w:t xml:space="preserve">API positive:</w:t>
+      </w:r>
+      <w:r>
+        <w:t xml:space="preserve"> </w:t>
+      </w:r>
+      <w:r>
+        <w:rPr>
+          <w:rStyle w:val="VerbatimChar"/>
+        </w:rPr>
+        <w:t xml:space="preserve">judging.test.js</w:t>
+      </w:r>
+      <w:r>
+        <w:t xml:space="preserve"> </w:t>
+      </w:r>
+      <w:r>
+        <w:t xml:space="preserve">— meta exposes 5 categories each /100; judge scores and the</w:t>
+      </w:r>
+      <w:r>
+        <w:t xml:space="preserve"> </w:t>
+      </w:r>
+      <w:r>
+        <w:t xml:space="preserve">total is the</w:t>
+      </w:r>
+      <w:r>
+        <w:t xml:space="preserve"> </w:t>
+      </w:r>
+      <w:r>
+        <w:rPr>
+          <w:b/>
+          <w:bCs/>
+        </w:rPr>
+        <w:t xml:space="preserve">average</w:t>
+      </w:r>
+      <w:r>
+        <w:t xml:space="preserve"> </w:t>
+      </w:r>
+      <w:r>
+        <w:t xml:space="preserve">of the five; re-scoring updates;</w:t>
+      </w:r>
+      <w:r>
+        <w:t xml:space="preserve"> </w:t>
+      </w:r>
+      <w:r>
+        <w:rPr>
+          <w:rStyle w:val="VerbatimChar"/>
+        </w:rPr>
+        <w:t xml:space="preserve">projects.test.js</w:t>
+      </w:r>
+      <w:r>
+        <w:t xml:space="preserve"> </w:t>
+      </w:r>
+      <w:r>
+        <w:t xml:space="preserve">— filter by sponsor.</w:t>
+      </w:r>
+    </w:p>
+    <w:p>
+      <w:pPr>
+        <w:pStyle w:val="Compact"/>
+        <w:numPr>
+          <w:ilvl w:val="0"/>
+          <w:numId w:val="1015"/>
+        </w:numPr>
+      </w:pPr>
+      <w:r>
+        <w:rPr>
+          <w:b/>
+          <w:bCs/>
+        </w:rPr>
+        <w:t xml:space="preserve">API negative:</w:t>
+      </w:r>
+      <w:r>
+        <w:t xml:space="preserve"> </w:t>
+      </w:r>
+      <w:r>
+        <w:rPr>
+          <w:rStyle w:val="VerbatimChar"/>
+        </w:rPr>
+        <w:t xml:space="preserve">judging.test.js</w:t>
+      </w:r>
+      <w:r>
+        <w:t xml:space="preserve"> </w:t>
+      </w:r>
+      <w:r>
+        <w:t xml:space="preserve">— non-judge cannot score (403); out-of-range value, e.g.</w:t>
+      </w:r>
+      <w:r>
+        <w:t xml:space="preserve"> </w:t>
+      </w:r>
+      <w:r>
+        <w:t xml:space="preserve">150 (400); outsider cannot read scores (403).</w:t>
+      </w:r>
+    </w:p>
+    <w:bookmarkEnd w:id="22"/>
+    <w:bookmarkStart w:id="23" w:name="X1e7957322263c3f781b40ecf8c4f8ece32a08c5"/>
+    <w:p>
+      <w:pPr>
+        <w:pStyle w:val="Heading3"/>
+      </w:pPr>
+      <w:r>
+        <w:rPr>
+          <w:rStyle w:val="VerbatimChar"/>
+        </w:rPr>
+        <w:t xml:space="preserve">Hackathon · Judging</w:t>
+      </w:r>
+      <w:r>
+        <w:t xml:space="preserve"> </w:t>
+      </w:r>
+      <w:r>
+        <w:t xml:space="preserve">— Workflow 2: Results &amp; averages (Results tab)</w:t>
+      </w:r>
+    </w:p>
+    <w:p>
+      <w:pPr>
+        <w:pStyle w:val="Compact"/>
+        <w:numPr>
+          <w:ilvl w:val="0"/>
+          <w:numId w:val="1016"/>
+        </w:numPr>
+      </w:pPr>
+      <w:r>
+        <w:rPr>
+          <w:b/>
+          <w:bCs/>
+        </w:rPr>
+        <w:t xml:space="preserve">API positive:</w:t>
+      </w:r>
+      <w:r>
+        <w:t xml:space="preserve"> </w:t>
+      </w:r>
+      <w:r>
+        <w:rPr>
+          <w:rStyle w:val="VerbatimChar"/>
+        </w:rPr>
+        <w:t xml:space="preserve">judging.test.js</w:t>
+      </w:r>
+      <w:r>
+        <w:t xml:space="preserve"> </w:t>
+      </w:r>
+      <w:r>
+        <w:t xml:space="preserve">— projects list exposes</w:t>
+      </w:r>
+      <w:r>
+        <w:t xml:space="preserve"> </w:t>
+      </w:r>
+      <w:r>
+        <w:rPr>
+          <w:rStyle w:val="VerbatimChar"/>
+        </w:rPr>
+        <w:t xml:space="preserve">average_score</w:t>
+      </w:r>
+      <w:r>
+        <w:t xml:space="preserve">,</w:t>
+      </w:r>
+      <w:r>
+        <w:t xml:space="preserve"> </w:t>
+      </w:r>
+      <w:r>
+        <w:rPr>
+          <w:rStyle w:val="VerbatimChar"/>
+        </w:rPr>
+        <w:t xml:space="preserve">judge_count</w:t>
+      </w:r>
+      <w:r>
+        <w:t xml:space="preserve">,</w:t>
+      </w:r>
+      <w:r>
+        <w:t xml:space="preserve"> </w:t>
+      </w:r>
+      <w:r>
+        <w:t xml:space="preserve">per-category</w:t>
+      </w:r>
+      <w:r>
+        <w:t xml:space="preserve"> </w:t>
+      </w:r>
+      <w:r>
+        <w:rPr>
+          <w:rStyle w:val="VerbatimChar"/>
+        </w:rPr>
+        <w:t xml:space="preserve">category_averages</w:t>
+      </w:r>
+      <w:r>
+        <w:t xml:space="preserve">, and the caller’s own</w:t>
+      </w:r>
+      <w:r>
+        <w:t xml:space="preserve"> </w:t>
+      </w:r>
+      <w:r>
+        <w:rPr>
+          <w:rStyle w:val="VerbatimChar"/>
+        </w:rPr>
+        <w:t xml:space="preserve">my_score</w:t>
+      </w:r>
+      <w:r>
+        <w:t xml:space="preserve">; admin sees the aggregate</w:t>
+      </w:r>
+      <w:r>
+        <w:t xml:space="preserve"> </w:t>
+      </w:r>
+      <w:r>
+        <w:t xml:space="preserve">average across judges.</w:t>
+      </w:r>
+    </w:p>
+    <w:bookmarkEnd w:id="23"/>
+    <w:bookmarkStart w:id="24" w:name="X0f23ba6a106143e8bf1995ced7a1b1dcedb33a0"/>
+    <w:p>
+      <w:pPr>
+        <w:pStyle w:val="Heading3"/>
+      </w:pPr>
+      <w:r>
+        <w:rPr>
+          <w:rStyle w:val="VerbatimChar"/>
+        </w:rPr>
+        <w:t xml:space="preserve">Hackathon · Judging</w:t>
+      </w:r>
+      <w:r>
+        <w:t xml:space="preserve"> </w:t>
+      </w:r>
+      <w:r>
+        <w:t xml:space="preserve">— Workflow 3: Investments (Investments tab)</w:t>
+      </w:r>
+    </w:p>
+    <w:p>
+      <w:pPr>
+        <w:pStyle w:val="Compact"/>
+        <w:numPr>
+          <w:ilvl w:val="0"/>
+          <w:numId w:val="1017"/>
+        </w:numPr>
+      </w:pPr>
+      <w:r>
+        <w:rPr>
+          <w:b/>
+          <w:bCs/>
+        </w:rPr>
+        <w:t xml:space="preserve">API positive:</w:t>
+      </w:r>
+      <w:r>
+        <w:t xml:space="preserve"> </w:t>
+      </w:r>
+      <w:r>
+        <w:rPr>
+          <w:rStyle w:val="VerbatimChar"/>
+        </w:rPr>
+        <w:t xml:space="preserve">judging.test.js</w:t>
+      </w:r>
+      <w:r>
+        <w:t xml:space="preserve"> </w:t>
+      </w:r>
+      <w:r>
+        <w:t xml:space="preserve">— a judge’s investment is stored; project list exposes</w:t>
+      </w:r>
+      <w:r>
+        <w:t xml:space="preserve"> </w:t>
+      </w:r>
+      <w:r>
+        <w:rPr>
+          <w:rStyle w:val="VerbatimChar"/>
+        </w:rPr>
+        <w:t xml:space="preserve">total_investment</w:t>
+      </w:r>
+      <w:r>
+        <w:t xml:space="preserve">,</w:t>
+      </w:r>
+      <w:r>
+        <w:t xml:space="preserve"> </w:t>
+      </w:r>
+      <w:r>
+        <w:rPr>
+          <w:rStyle w:val="VerbatimChar"/>
+        </w:rPr>
+        <w:t xml:space="preserve">investor_count</w:t>
+      </w:r>
+      <w:r>
+        <w:t xml:space="preserve">, and the caller’s</w:t>
+      </w:r>
+      <w:r>
+        <w:t xml:space="preserve"> </w:t>
+      </w:r>
+      <w:r>
+        <w:rPr>
+          <w:rStyle w:val="VerbatimChar"/>
+        </w:rPr>
+        <w:t xml:space="preserve">my_investment</w:t>
+      </w:r>
+      <w:r>
+        <w:t xml:space="preserve">.</w:t>
+      </w:r>
+    </w:p>
+    <w:p>
+      <w:pPr>
+        <w:pStyle w:val="Compact"/>
+        <w:numPr>
+          <w:ilvl w:val="0"/>
+          <w:numId w:val="1017"/>
+        </w:numPr>
+      </w:pPr>
+      <w:r>
+        <w:rPr>
+          <w:b/>
+          <w:bCs/>
+        </w:rPr>
+        <w:t xml:space="preserve">API negative:</w:t>
+      </w:r>
+      <w:r>
+        <w:t xml:space="preserve"> </w:t>
+      </w:r>
+      <w:r>
+        <w:rPr>
+          <w:rStyle w:val="VerbatimChar"/>
+        </w:rPr>
+        <w:t xml:space="preserve">judging.test.js</w:t>
+      </w:r>
+      <w:r>
+        <w:t xml:space="preserve"> </w:t>
+      </w:r>
+      <w:r>
+        <w:t xml:space="preserve">— a negative investment is rejected (400).</w:t>
+      </w:r>
+    </w:p>
+    <w:bookmarkEnd w:id="24"/>
+    <w:bookmarkStart w:id="25" w:name="X3ca15d48a9546ec582598c5a5a89cdfb0e57804"/>
+    <w:p>
+      <w:pPr>
+        <w:pStyle w:val="Heading3"/>
+      </w:pPr>
+      <w:r>
+        <w:rPr>
+          <w:rStyle w:val="VerbatimChar"/>
+        </w:rPr>
+        <w:t xml:space="preserve">Hackathon · Admin</w:t>
+      </w:r>
+      <w:r>
+        <w:t xml:space="preserve"> </w:t>
+      </w:r>
+      <w:r>
+        <w:t xml:space="preserve">— Workflow 6: Reset projects &amp; judging</w:t>
+      </w:r>
+    </w:p>
+    <w:p>
+      <w:pPr>
+        <w:pStyle w:val="Compact"/>
+        <w:numPr>
+          <w:ilvl w:val="0"/>
+          <w:numId w:val="1018"/>
+        </w:numPr>
+      </w:pPr>
+      <w:r>
+        <w:rPr>
+          <w:b/>
+          <w:bCs/>
+        </w:rPr>
+        <w:t xml:space="preserve">API positive:</w:t>
+      </w:r>
+      <w:r>
+        <w:t xml:space="preserve"> </w:t>
+      </w:r>
+      <w:r>
+        <w:rPr>
+          <w:rStyle w:val="VerbatimChar"/>
+        </w:rPr>
+        <w:t xml:space="preserve">hackathons.test.js</w:t>
+      </w:r>
+      <w:r>
+        <w:t xml:space="preserve"> </w:t>
+      </w:r>
+      <w:r>
         <w:t xml:space="preserve">—</w:t>
       </w:r>
       <w:r>
         <w:t xml:space="preserve"> </w:t>
       </w:r>
       <w:r>
-        <w:t xml:space="preserve">“admin manages multiple entries”</w:t>
+        <w:t xml:space="preserve">“admin clears all projects + judge data”</w:t>
       </w:r>
       <w:r>
         <w:t xml:space="preserve">.</w:t>
@@ -641,7 +1728,7 @@
         <w:pStyle w:val="Compact"/>
         <w:numPr>
           <w:ilvl w:val="0"/>
-          <w:numId w:val="1006"/>
+          <w:numId w:val="1018"/>
         </w:numPr>
       </w:pPr>
       <w:r>
@@ -664,806 +1751,326 @@
         <w:t xml:space="preserve"> </w:t>
       </w:r>
       <w:r>
-        <w:t xml:space="preserve">— empty name (400); non-admin add (403).</w:t>
-      </w:r>
-    </w:p>
-    <w:bookmarkEnd w:id="14"/>
-    <w:bookmarkStart w:id="15" w:name="hackathon-admin-workflow-4-assign-judges"/>
+        <w:t xml:space="preserve">— non-admin cannot reset (403).</w:t>
+      </w:r>
+    </w:p>
+    <w:bookmarkEnd w:id="25"/>
+    <w:bookmarkStart w:id="26" w:name="demo-seeding-tooling-seeddata.test.js"/>
     <w:p>
       <w:pPr>
         <w:pStyle w:val="Heading3"/>
       </w:pPr>
       <w:r>
-        <w:rPr>
-          <w:rStyle w:val="VerbatimChar"/>
-        </w:rPr>
-        <w:t xml:space="preserve">Hackathon · Admin</w:t>
-      </w:r>
-      <w:r>
-        <w:t xml:space="preserve"> </w:t>
-      </w:r>
-      <w:r>
-        <w:t xml:space="preserve">— Workflow 4: Assign judges</w:t>
-      </w:r>
-    </w:p>
-    <w:p>
-      <w:pPr>
-        <w:pStyle w:val="Compact"/>
-        <w:numPr>
-          <w:ilvl w:val="0"/>
-          <w:numId w:val="1007"/>
-        </w:numPr>
-      </w:pPr>
-      <w:r>
-        <w:rPr>
-          <w:b/>
-          <w:bCs/>
-        </w:rPr>
-        <w:t xml:space="preserve">API positive:</w:t>
-      </w:r>
-      <w:r>
-        <w:t xml:space="preserve"> </w:t>
-      </w:r>
-      <w:r>
-        <w:rPr>
-          <w:rStyle w:val="VerbatimChar"/>
-        </w:rPr>
-        <w:t xml:space="preserve">hackathons.test.js</w:t>
-      </w:r>
-      <w:r>
-        <w:t xml:space="preserve"> </w:t>
-      </w:r>
-      <w:r>
-        <w:t xml:space="preserve">—</w:t>
-      </w:r>
-      <w:r>
-        <w:t xml:space="preserve"> </w:t>
-      </w:r>
-      <w:r>
-        <w:t xml:space="preserve">“admin grants and revokes view/judge access”</w:t>
-      </w:r>
-      <w:r>
-        <w:t xml:space="preserve">.</w:t>
-      </w:r>
-    </w:p>
-    <w:bookmarkEnd w:id="15"/>
-    <w:bookmarkStart w:id="16" w:name="X3e87f82c3c9c2740797d31f1da2fb0e6702856e"/>
+        <w:t xml:space="preserve">Demo seeding (tooling,</w:t>
+      </w:r>
+      <w:r>
+        <w:t xml:space="preserve"> </w:t>
+      </w:r>
+      <w:r>
+        <w:rPr>
+          <w:rStyle w:val="VerbatimChar"/>
+        </w:rPr>
+        <w:t xml:space="preserve">seedData.test.js</w:t>
+      </w:r>
+      <w:r>
+        <w:t xml:space="preserve">)</w:t>
+      </w:r>
+    </w:p>
+    <w:p>
+      <w:pPr>
+        <w:pStyle w:val="Compact"/>
+        <w:numPr>
+          <w:ilvl w:val="0"/>
+          <w:numId w:val="1019"/>
+        </w:numPr>
+      </w:pPr>
+      <w:r>
+        <w:rPr>
+          <w:b/>
+          <w:bCs/>
+        </w:rPr>
+        <w:t xml:space="preserve">Positive:</w:t>
+      </w:r>
+      <w:r>
+        <w:t xml:space="preserve"> </w:t>
+      </w:r>
+      <w:r>
+        <w:t xml:space="preserve">creates users and projects directly in the DB (no server), idempotently.</w:t>
+      </w:r>
+    </w:p>
+    <w:bookmarkEnd w:id="26"/>
+    <w:bookmarkStart w:id="27" w:name="Xc6d00e917e0c941fa8241e5d19cbc43f5b4053c"/>
     <w:p>
       <w:pPr>
         <w:pStyle w:val="Heading3"/>
       </w:pPr>
       <w:r>
-        <w:rPr>
-          <w:rStyle w:val="VerbatimChar"/>
-        </w:rPr>
-        <w:t xml:space="preserve">Hackathon · Team Matching</w:t>
-      </w:r>
-      <w:r>
-        <w:t xml:space="preserve"> </w:t>
-      </w:r>
-      <w:r>
-        <w:t xml:space="preserve">— Workflow 1: Opt in</w:t>
-      </w:r>
-    </w:p>
-    <w:p>
-      <w:pPr>
-        <w:pStyle w:val="Compact"/>
-        <w:numPr>
-          <w:ilvl w:val="0"/>
-          <w:numId w:val="1008"/>
-        </w:numPr>
-      </w:pPr>
-      <w:r>
-        <w:rPr>
-          <w:b/>
-          <w:bCs/>
-        </w:rPr>
-        <w:t xml:space="preserve">API positive:</w:t>
-      </w:r>
-      <w:r>
-        <w:t xml:space="preserve"> </w:t>
-      </w:r>
-      <w:r>
-        <w:rPr>
-          <w:rStyle w:val="VerbatimChar"/>
-        </w:rPr>
-        <w:t xml:space="preserve">matching.test.js</w:t>
-      </w:r>
-      <w:r>
-        <w:t xml:space="preserve"> </w:t>
-      </w:r>
-      <w:r>
-        <w:t xml:space="preserve">— opts in; matched user sees group.</w:t>
-      </w:r>
-    </w:p>
-    <w:p>
-      <w:pPr>
-        <w:pStyle w:val="Compact"/>
-        <w:numPr>
-          <w:ilvl w:val="0"/>
-          <w:numId w:val="1008"/>
-        </w:numPr>
-      </w:pPr>
-      <w:r>
-        <w:rPr>
-          <w:b/>
-          <w:bCs/>
-        </w:rPr>
-        <w:t xml:space="preserve">API negative:</w:t>
-      </w:r>
-      <w:r>
-        <w:t xml:space="preserve"> </w:t>
-      </w:r>
-      <w:r>
-        <w:rPr>
-          <w:rStyle w:val="VerbatimChar"/>
-        </w:rPr>
-        <w:t xml:space="preserve">matching.test.js</w:t>
-      </w:r>
-      <w:r>
-        <w:t xml:space="preserve"> </w:t>
-      </w:r>
-      <w:r>
-        <w:t xml:space="preserve">— missing role/plan (400); already-matched edit (409);</w:t>
-      </w:r>
-      <w:r>
-        <w:t xml:space="preserve"> </w:t>
-      </w:r>
-      <w:r>
-        <w:t xml:space="preserve">non-admin lists opt-ins (403).</w:t>
-      </w:r>
-    </w:p>
-    <w:bookmarkEnd w:id="16"/>
-    <w:bookmarkStart w:id="17" w:name="X9dfff4857b92fce0900f8dfeee824d2f20527c5"/>
+        <w:t xml:space="preserve">Concurrency (cross-cutting,</w:t>
+      </w:r>
+      <w:r>
+        <w:t xml:space="preserve"> </w:t>
+      </w:r>
+      <w:r>
+        <w:rPr>
+          <w:rStyle w:val="VerbatimChar"/>
+        </w:rPr>
+        <w:t xml:space="preserve">concurrency.test.js</w:t>
+      </w:r>
+      <w:r>
+        <w:t xml:space="preserve">)</w:t>
+      </w:r>
+    </w:p>
+    <w:p>
+      <w:pPr>
+        <w:pStyle w:val="Compact"/>
+        <w:numPr>
+          <w:ilvl w:val="0"/>
+          <w:numId w:val="1020"/>
+        </w:numPr>
+      </w:pPr>
+      <w:r>
+        <w:rPr>
+          <w:b/>
+          <w:bCs/>
+        </w:rPr>
+        <w:t xml:space="preserve">Positive:</w:t>
+      </w:r>
+      <w:r>
+        <w:t xml:space="preserve"> </w:t>
+      </w:r>
+      <w:r>
+        <w:t xml:space="preserve">racing submissions for the same participant → exactly one wins, no orphan;</w:t>
+      </w:r>
+      <w:r>
+        <w:t xml:space="preserve"> </w:t>
+      </w:r>
+      <w:r>
+        <w:t xml:space="preserve">same judge scoring twice at once → one score row (atomic upsert).</w:t>
+      </w:r>
+    </w:p>
+    <w:bookmarkEnd w:id="27"/>
+    <w:bookmarkEnd w:id="28"/>
+    <w:bookmarkStart w:id="30" w:name="detailed-test-case-example"/>
+    <w:p>
+      <w:pPr>
+        <w:pStyle w:val="Heading2"/>
+      </w:pPr>
+      <w:r>
+        <w:t xml:space="preserve">11.2 Detailed test case (example)</w:t>
+      </w:r>
+    </w:p>
+    <w:bookmarkStart w:id="29" w:name="test-case-id-tc-010"/>
     <w:p>
       <w:pPr>
         <w:pStyle w:val="Heading3"/>
       </w:pPr>
       <w:r>
-        <w:rPr>
-          <w:rStyle w:val="VerbatimChar"/>
-        </w:rPr>
-        <w:t xml:space="preserve">Hackathon · Admin</w:t>
-      </w:r>
-      <w:r>
-        <w:t xml:space="preserve"> </w:t>
-      </w:r>
-      <w:r>
-        <w:t xml:space="preserve">— Workflow 5: Run team matching</w:t>
-      </w:r>
-    </w:p>
-    <w:p>
-      <w:pPr>
-        <w:pStyle w:val="Compact"/>
-        <w:numPr>
-          <w:ilvl w:val="0"/>
-          <w:numId w:val="1009"/>
-        </w:numPr>
-      </w:pPr>
-      <w:r>
-        <w:rPr>
-          <w:b/>
-          <w:bCs/>
-        </w:rPr>
-        <w:t xml:space="preserve">API positive:</w:t>
-      </w:r>
-      <w:r>
-        <w:t xml:space="preserve"> </w:t>
-      </w:r>
-      <w:r>
-        <w:rPr>
-          <w:rStyle w:val="VerbatimChar"/>
-        </w:rPr>
-        <w:t xml:space="preserve">matching.test.js</w:t>
-      </w:r>
-      <w:r>
-        <w:t xml:space="preserve"> </w:t>
-      </w:r>
-      <w:r>
-        <w:t xml:space="preserve">— groups of ≤4, all placed; second run matches only new</w:t>
-      </w:r>
-      <w:r>
-        <w:t xml:space="preserve"> </w:t>
-      </w:r>
-      <w:r>
-        <w:t xml:space="preserve">opt-ins; matching is scoped per hackathon (isolation).</w:t>
-      </w:r>
-    </w:p>
-    <w:p>
-      <w:pPr>
-        <w:pStyle w:val="Compact"/>
-        <w:numPr>
-          <w:ilvl w:val="0"/>
-          <w:numId w:val="1009"/>
-        </w:numPr>
-      </w:pPr>
-      <w:r>
-        <w:rPr>
-          <w:b/>
-          <w:bCs/>
-        </w:rPr>
-        <w:t xml:space="preserve">API negative:</w:t>
-      </w:r>
-      <w:r>
-        <w:t xml:space="preserve"> </w:t>
-      </w:r>
-      <w:r>
-        <w:rPr>
-          <w:rStyle w:val="VerbatimChar"/>
-        </w:rPr>
-        <w:t xml:space="preserve">matching.test.js</w:t>
-      </w:r>
-      <w:r>
-        <w:t xml:space="preserve"> </w:t>
-      </w:r>
-      <w:r>
-        <w:t xml:space="preserve">— re-running with no new opt-ins (400).</w:t>
-      </w:r>
-    </w:p>
-    <w:bookmarkEnd w:id="17"/>
-    <w:bookmarkStart w:id="18" w:name="X15d62b302bd95dadbc1df2fe63c9e77e150db68"/>
-    <w:p>
-      <w:pPr>
-        <w:pStyle w:val="Heading3"/>
-      </w:pPr>
-      <w:r>
-        <w:rPr>
-          <w:rStyle w:val="VerbatimChar"/>
-        </w:rPr>
-        <w:t xml:space="preserve">Hackathon · Submit Project</w:t>
-      </w:r>
-      <w:r>
-        <w:t xml:space="preserve"> </w:t>
-      </w:r>
-      <w:r>
-        <w:t xml:space="preserve">— Workflows 1 &amp; 2: Submit / list</w:t>
-      </w:r>
-    </w:p>
-    <w:p>
-      <w:pPr>
-        <w:pStyle w:val="Compact"/>
-        <w:numPr>
-          <w:ilvl w:val="0"/>
-          <w:numId w:val="1010"/>
-        </w:numPr>
-      </w:pPr>
-      <w:r>
-        <w:rPr>
-          <w:b/>
-          <w:bCs/>
-        </w:rPr>
-        <w:t xml:space="preserve">API positive:</w:t>
-      </w:r>
-      <w:r>
-        <w:t xml:space="preserve"> </w:t>
-      </w:r>
-      <w:r>
-        <w:rPr>
-          <w:rStyle w:val="VerbatimChar"/>
-        </w:rPr>
-        <w:t xml:space="preserve">projects.test.js</w:t>
-      </w:r>
-      <w:r>
-        <w:t xml:space="preserve"> </w:t>
-      </w:r>
-      <w:r>
-        <w:t xml:space="preserve">— submission with participants/tracks/sponsors; user sees</w:t>
-      </w:r>
-      <w:r>
-        <w:t xml:space="preserve"> </w:t>
-      </w:r>
-      <w:r>
-        <w:t xml:space="preserve">only own; same person can join a project in a different hackathon (isolation).</w:t>
-      </w:r>
-    </w:p>
-    <w:p>
-      <w:pPr>
-        <w:pStyle w:val="Compact"/>
-        <w:numPr>
-          <w:ilvl w:val="0"/>
-          <w:numId w:val="1010"/>
-        </w:numPr>
-      </w:pPr>
-      <w:r>
-        <w:rPr>
-          <w:b/>
-          <w:bCs/>
-        </w:rPr>
-        <w:t xml:space="preserve">API negative:</w:t>
-      </w:r>
-      <w:r>
-        <w:t xml:space="preserve"> </w:t>
-      </w:r>
-      <w:r>
-        <w:rPr>
-          <w:rStyle w:val="VerbatimChar"/>
-        </w:rPr>
-        <w:t xml:space="preserve">projects.test.js</w:t>
-      </w:r>
-      <w:r>
-        <w:t xml:space="preserve"> </w:t>
-      </w:r>
-      <w:r>
-        <w:t xml:space="preserve">— missing name (400); participant already on another</w:t>
-      </w:r>
-      <w:r>
-        <w:t xml:space="preserve"> </w:t>
-      </w:r>
-      <w:r>
-        <w:t xml:space="preserve">project in this hackathon (409); unrelated non-judge cannot view details (403).</w:t>
-      </w:r>
-    </w:p>
-    <w:bookmarkEnd w:id="18"/>
-    <w:bookmarkStart w:id="19" w:name="X8f9daadffa3355dfb6d42b5c45398d676ee6b73"/>
-    <w:p>
-      <w:pPr>
-        <w:pStyle w:val="Heading3"/>
-      </w:pPr>
-      <w:r>
-        <w:rPr>
-          <w:rStyle w:val="VerbatimChar"/>
-        </w:rPr>
-        <w:t xml:space="preserve">Hackathon · Judging</w:t>
-      </w:r>
-      <w:r>
-        <w:t xml:space="preserve"> </w:t>
-      </w:r>
-      <w:r>
-        <w:t xml:space="preserve">— Workflows 1 &amp; 2: Filter / score</w:t>
-      </w:r>
-    </w:p>
-    <w:p>
-      <w:pPr>
-        <w:pStyle w:val="Compact"/>
-        <w:numPr>
-          <w:ilvl w:val="0"/>
-          <w:numId w:val="1011"/>
-        </w:numPr>
-      </w:pPr>
-      <w:r>
-        <w:rPr>
-          <w:b/>
-          <w:bCs/>
-        </w:rPr>
-        <w:t xml:space="preserve">API positive:</w:t>
-      </w:r>
-      <w:r>
-        <w:t xml:space="preserve"> </w:t>
-      </w:r>
-      <w:r>
-        <w:rPr>
-          <w:rStyle w:val="VerbatimChar"/>
-        </w:rPr>
-        <w:t xml:space="preserve">judging.test.js</w:t>
-      </w:r>
-      <w:r>
-        <w:t xml:space="preserve"> </w:t>
-      </w:r>
-      <w:r>
-        <w:t xml:space="preserve">— criteria sum to 100; judge scores (total computed);</w:t>
-      </w:r>
-      <w:r>
-        <w:t xml:space="preserve"> </w:t>
-      </w:r>
-      <w:r>
-        <w:t xml:space="preserve">re-scoring updates; admin sees aggregate average;</w:t>
-      </w:r>
-      <w:r>
-        <w:t xml:space="preserve"> </w:t>
-      </w:r>
-      <w:r>
-        <w:rPr>
-          <w:rStyle w:val="VerbatimChar"/>
-        </w:rPr>
-        <w:t xml:space="preserve">projects.test.js</w:t>
-      </w:r>
-      <w:r>
-        <w:t xml:space="preserve"> </w:t>
-      </w:r>
-      <w:r>
-        <w:t xml:space="preserve">— filter by sponsor.</w:t>
-      </w:r>
-    </w:p>
-    <w:p>
-      <w:pPr>
-        <w:pStyle w:val="Compact"/>
-        <w:numPr>
-          <w:ilvl w:val="0"/>
-          <w:numId w:val="1011"/>
-        </w:numPr>
-      </w:pPr>
-      <w:r>
-        <w:rPr>
-          <w:b/>
-          <w:bCs/>
-        </w:rPr>
-        <w:t xml:space="preserve">API negative:</w:t>
-      </w:r>
-      <w:r>
-        <w:t xml:space="preserve"> </w:t>
-      </w:r>
-      <w:r>
-        <w:rPr>
-          <w:rStyle w:val="VerbatimChar"/>
-        </w:rPr>
-        <w:t xml:space="preserve">judging.test.js</w:t>
-      </w:r>
-      <w:r>
-        <w:t xml:space="preserve"> </w:t>
-      </w:r>
-      <w:r>
-        <w:t xml:space="preserve">— non-judge cannot score (403); out-of-range (400);</w:t>
-      </w:r>
-      <w:r>
-        <w:t xml:space="preserve"> </w:t>
-      </w:r>
-      <w:r>
-        <w:t xml:space="preserve">outsider cannot read scores (403).</w:t>
-      </w:r>
-    </w:p>
-    <w:bookmarkEnd w:id="19"/>
-    <w:bookmarkStart w:id="20" w:name="X3ca15d48a9546ec582598c5a5a89cdfb0e57804"/>
-    <w:p>
-      <w:pPr>
-        <w:pStyle w:val="Heading3"/>
-      </w:pPr>
-      <w:r>
-        <w:rPr>
-          <w:rStyle w:val="VerbatimChar"/>
-        </w:rPr>
-        <w:t xml:space="preserve">Hackathon · Admin</w:t>
-      </w:r>
-      <w:r>
-        <w:t xml:space="preserve"> </w:t>
-      </w:r>
-      <w:r>
-        <w:t xml:space="preserve">— Workflow 6: Reset projects &amp; judging</w:t>
-      </w:r>
-    </w:p>
-    <w:p>
-      <w:pPr>
-        <w:pStyle w:val="Compact"/>
-        <w:numPr>
-          <w:ilvl w:val="0"/>
-          <w:numId w:val="1012"/>
-        </w:numPr>
-      </w:pPr>
-      <w:r>
-        <w:rPr>
-          <w:b/>
-          <w:bCs/>
-        </w:rPr>
-        <w:t xml:space="preserve">API positive:</w:t>
-      </w:r>
-      <w:r>
-        <w:t xml:space="preserve"> </w:t>
-      </w:r>
-      <w:r>
-        <w:rPr>
-          <w:rStyle w:val="VerbatimChar"/>
-        </w:rPr>
-        <w:t xml:space="preserve">hackathons.test.js</w:t>
-      </w:r>
-      <w:r>
-        <w:t xml:space="preserve"> </w:t>
-      </w:r>
-      <w:r>
-        <w:t xml:space="preserve">—</w:t>
-      </w:r>
-      <w:r>
-        <w:t xml:space="preserve"> </w:t>
-      </w:r>
-      <w:r>
-        <w:t xml:space="preserve">“admin clears all projects + judge data”</w:t>
-      </w:r>
-      <w:r>
-        <w:t xml:space="preserve">.</w:t>
-      </w:r>
-    </w:p>
-    <w:p>
-      <w:pPr>
-        <w:pStyle w:val="Compact"/>
-        <w:numPr>
-          <w:ilvl w:val="0"/>
-          <w:numId w:val="1012"/>
-        </w:numPr>
-      </w:pPr>
-      <w:r>
-        <w:rPr>
-          <w:b/>
-          <w:bCs/>
-        </w:rPr>
-        <w:t xml:space="preserve">API negative:</w:t>
-      </w:r>
-      <w:r>
-        <w:t xml:space="preserve"> </w:t>
-      </w:r>
-      <w:r>
-        <w:rPr>
-          <w:rStyle w:val="VerbatimChar"/>
-        </w:rPr>
-        <w:t xml:space="preserve">hackathons.test.js</w:t>
-      </w:r>
-      <w:r>
-        <w:t xml:space="preserve"> </w:t>
-      </w:r>
-      <w:r>
-        <w:t xml:space="preserve">— non-admin cannot reset (403).</w:t>
-      </w:r>
-    </w:p>
-    <w:bookmarkEnd w:id="20"/>
-    <w:bookmarkStart w:id="21" w:name="Xc6d00e917e0c941fa8241e5d19cbc43f5b4053c"/>
-    <w:p>
-      <w:pPr>
-        <w:pStyle w:val="Heading3"/>
-      </w:pPr>
-      <w:r>
-        <w:t xml:space="preserve">Concurrency (cross-cutting,</w:t>
-      </w:r>
-      <w:r>
-        <w:t xml:space="preserve"> </w:t>
-      </w:r>
-      <w:r>
-        <w:rPr>
-          <w:rStyle w:val="VerbatimChar"/>
-        </w:rPr>
-        <w:t xml:space="preserve">concurrency.test.js</w:t>
-      </w:r>
-      <w:r>
-        <w:t xml:space="preserve">)</w:t>
-      </w:r>
-    </w:p>
-    <w:p>
-      <w:pPr>
-        <w:pStyle w:val="Compact"/>
-        <w:numPr>
-          <w:ilvl w:val="0"/>
-          <w:numId w:val="1013"/>
-        </w:numPr>
-      </w:pPr>
-      <w:r>
-        <w:rPr>
-          <w:b/>
-          <w:bCs/>
-        </w:rPr>
-        <w:t xml:space="preserve">Positive:</w:t>
-      </w:r>
-      <w:r>
-        <w:t xml:space="preserve"> </w:t>
-      </w:r>
-      <w:r>
-        <w:t xml:space="preserve">racing submissions for the same participant → exactly one wins, no orphan;</w:t>
-      </w:r>
-      <w:r>
-        <w:t xml:space="preserve"> </w:t>
-      </w:r>
-      <w:r>
-        <w:t xml:space="preserve">same judge scoring twice at once → one score row (atomic upsert).</w:t>
-      </w:r>
-    </w:p>
-    <w:bookmarkEnd w:id="21"/>
-    <w:bookmarkEnd w:id="22"/>
-    <w:bookmarkStart w:id="24" w:name="detailed-test-case-example"/>
+        <w:t xml:space="preserve">Test Case ID:</w:t>
+      </w:r>
+      <w:r>
+        <w:t xml:space="preserve"> </w:t>
+      </w:r>
+      <w:r>
+        <w:rPr>
+          <w:rStyle w:val="VerbatimChar"/>
+        </w:rPr>
+        <w:t xml:space="preserve">TC-010</w:t>
+      </w:r>
+    </w:p>
+    <w:p>
+      <w:pPr>
+        <w:pStyle w:val="Compact"/>
+        <w:numPr>
+          <w:ilvl w:val="0"/>
+          <w:numId w:val="1021"/>
+        </w:numPr>
+      </w:pPr>
+      <w:r>
+        <w:rPr>
+          <w:b/>
+          <w:bCs/>
+        </w:rPr>
+        <w:t xml:space="preserve">Title:</w:t>
+      </w:r>
+      <w:r>
+        <w:t xml:space="preserve"> </w:t>
+      </w:r>
+      <w:r>
+        <w:t xml:space="preserve">Reset deletes all projects and judging for a hackathon</w:t>
+      </w:r>
+    </w:p>
+    <w:p>
+      <w:pPr>
+        <w:pStyle w:val="Compact"/>
+        <w:numPr>
+          <w:ilvl w:val="0"/>
+          <w:numId w:val="1021"/>
+        </w:numPr>
+      </w:pPr>
+      <w:r>
+        <w:rPr>
+          <w:b/>
+          <w:bCs/>
+        </w:rPr>
+        <w:t xml:space="preserve">UI Page (§4):</w:t>
+      </w:r>
+      <w:r>
+        <w:t xml:space="preserve"> </w:t>
+      </w:r>
+      <w:r>
+        <w:t xml:space="preserve">Hackathon · Admin ·</w:t>
+      </w:r>
+      <w:r>
+        <w:t xml:space="preserve"> </w:t>
+      </w:r>
+      <w:r>
+        <w:rPr>
+          <w:b/>
+          <w:bCs/>
+        </w:rPr>
+        <w:t xml:space="preserve">Workflow 6 — Reset projects &amp; judging</w:t>
+      </w:r>
+    </w:p>
+    <w:p>
+      <w:pPr>
+        <w:pStyle w:val="Compact"/>
+        <w:numPr>
+          <w:ilvl w:val="0"/>
+          <w:numId w:val="1021"/>
+        </w:numPr>
+      </w:pPr>
+      <w:r>
+        <w:rPr>
+          <w:b/>
+          <w:bCs/>
+        </w:rPr>
+        <w:t xml:space="preserve">Type:</w:t>
+      </w:r>
+      <w:r>
+        <w:t xml:space="preserve"> </w:t>
+      </w:r>
+      <w:r>
+        <w:t xml:space="preserve">API</w:t>
+      </w:r>
+    </w:p>
+    <w:p>
+      <w:pPr>
+        <w:pStyle w:val="Compact"/>
+        <w:numPr>
+          <w:ilvl w:val="0"/>
+          <w:numId w:val="1021"/>
+        </w:numPr>
+      </w:pPr>
+      <w:r>
+        <w:rPr>
+          <w:b/>
+          <w:bCs/>
+        </w:rPr>
+        <w:t xml:space="preserve">Preconditions:</w:t>
+      </w:r>
+      <w:r>
+        <w:t xml:space="preserve"> </w:t>
+      </w:r>
+      <w:r>
+        <w:t xml:space="preserve">a hackathon with at least one submitted project.</w:t>
+      </w:r>
+    </w:p>
+    <w:p>
+      <w:pPr>
+        <w:pStyle w:val="Compact"/>
+        <w:numPr>
+          <w:ilvl w:val="0"/>
+          <w:numId w:val="1021"/>
+        </w:numPr>
+      </w:pPr>
+      <w:r>
+        <w:rPr>
+          <w:b/>
+          <w:bCs/>
+        </w:rPr>
+        <w:t xml:space="preserve">Steps:</w:t>
+      </w:r>
+      <w:r>
+        <w:t xml:space="preserve"> </w:t>
+      </w:r>
+      <w:r>
+        <w:t xml:space="preserve">1. Authenticate as admin. 2. Call reset for the hackathon. 3. List projects.</w:t>
+      </w:r>
+    </w:p>
+    <w:p>
+      <w:pPr>
+        <w:pStyle w:val="Compact"/>
+        <w:numPr>
+          <w:ilvl w:val="0"/>
+          <w:numId w:val="1021"/>
+        </w:numPr>
+      </w:pPr>
+      <w:r>
+        <w:rPr>
+          <w:b/>
+          <w:bCs/>
+        </w:rPr>
+        <w:t xml:space="preserve">Expected result:</w:t>
+      </w:r>
+      <w:r>
+        <w:t xml:space="preserve"> </w:t>
+      </w:r>
+      <w:r>
+        <w:t xml:space="preserve">reset returns the deleted count; the projects list is empty.</w:t>
+      </w:r>
+    </w:p>
+    <w:p>
+      <w:pPr>
+        <w:pStyle w:val="Compact"/>
+        <w:numPr>
+          <w:ilvl w:val="0"/>
+          <w:numId w:val="1021"/>
+        </w:numPr>
+      </w:pPr>
+      <w:r>
+        <w:rPr>
+          <w:b/>
+          <w:bCs/>
+        </w:rPr>
+        <w:t xml:space="preserve">Actual result:</w:t>
+      </w:r>
+      <w:r>
+        <w:t xml:space="preserve"> </w:t>
+      </w:r>
+      <w:r>
+        <w:t xml:space="preserve">matches expected.</w:t>
+      </w:r>
+    </w:p>
+    <w:p>
+      <w:pPr>
+        <w:pStyle w:val="Compact"/>
+        <w:numPr>
+          <w:ilvl w:val="0"/>
+          <w:numId w:val="1021"/>
+        </w:numPr>
+      </w:pPr>
+      <w:r>
+        <w:rPr>
+          <w:b/>
+          <w:bCs/>
+        </w:rPr>
+        <w:t xml:space="preserve">Status:</w:t>
+      </w:r>
+      <w:r>
+        <w:t xml:space="preserve"> </w:t>
+      </w:r>
+      <w:r>
+        <w:t xml:space="preserve">Pass</w:t>
+      </w:r>
+    </w:p>
+    <w:bookmarkEnd w:id="29"/>
+    <w:bookmarkEnd w:id="30"/>
+    <w:bookmarkStart w:id="31" w:name="running"/>
     <w:p>
       <w:pPr>
         <w:pStyle w:val="Heading2"/>
       </w:pPr>
       <w:r>
-        <w:t xml:space="preserve">11.2 Detailed test case (example)</w:t>
-      </w:r>
-    </w:p>
-    <w:bookmarkStart w:id="23" w:name="test-case-id-tc-010"/>
-    <w:p>
-      <w:pPr>
-        <w:pStyle w:val="Heading3"/>
-      </w:pPr>
-      <w:r>
-        <w:t xml:space="preserve">Test Case ID:</w:t>
-      </w:r>
-      <w:r>
-        <w:t xml:space="preserve"> </w:t>
-      </w:r>
-      <w:r>
-        <w:rPr>
-          <w:rStyle w:val="VerbatimChar"/>
-        </w:rPr>
-        <w:t xml:space="preserve">TC-010</w:t>
-      </w:r>
-    </w:p>
-    <w:p>
-      <w:pPr>
-        <w:pStyle w:val="Compact"/>
-        <w:numPr>
-          <w:ilvl w:val="0"/>
-          <w:numId w:val="1014"/>
-        </w:numPr>
-      </w:pPr>
-      <w:r>
-        <w:rPr>
-          <w:b/>
-          <w:bCs/>
-        </w:rPr>
-        <w:t xml:space="preserve">Title:</w:t>
-      </w:r>
-      <w:r>
-        <w:t xml:space="preserve"> </w:t>
-      </w:r>
-      <w:r>
-        <w:t xml:space="preserve">Reset deletes all projects and judging for a hackathon</w:t>
-      </w:r>
-    </w:p>
-    <w:p>
-      <w:pPr>
-        <w:pStyle w:val="Compact"/>
-        <w:numPr>
-          <w:ilvl w:val="0"/>
-          <w:numId w:val="1014"/>
-        </w:numPr>
-      </w:pPr>
-      <w:r>
-        <w:rPr>
-          <w:b/>
-          <w:bCs/>
-        </w:rPr>
-        <w:t xml:space="preserve">UI Page (§4):</w:t>
-      </w:r>
-      <w:r>
-        <w:t xml:space="preserve"> </w:t>
-      </w:r>
-      <w:r>
-        <w:t xml:space="preserve">Hackathon · Admin ·</w:t>
-      </w:r>
-      <w:r>
-        <w:t xml:space="preserve"> </w:t>
-      </w:r>
-      <w:r>
-        <w:rPr>
-          <w:b/>
-          <w:bCs/>
-        </w:rPr>
-        <w:t xml:space="preserve">Workflow 6 — Reset projects &amp; judging</w:t>
-      </w:r>
-    </w:p>
-    <w:p>
-      <w:pPr>
-        <w:pStyle w:val="Compact"/>
-        <w:numPr>
-          <w:ilvl w:val="0"/>
-          <w:numId w:val="1014"/>
-        </w:numPr>
-      </w:pPr>
-      <w:r>
-        <w:rPr>
-          <w:b/>
-          <w:bCs/>
-        </w:rPr>
-        <w:t xml:space="preserve">Type:</w:t>
-      </w:r>
-      <w:r>
-        <w:t xml:space="preserve"> </w:t>
-      </w:r>
-      <w:r>
-        <w:t xml:space="preserve">API</w:t>
-      </w:r>
-    </w:p>
-    <w:p>
-      <w:pPr>
-        <w:pStyle w:val="Compact"/>
-        <w:numPr>
-          <w:ilvl w:val="0"/>
-          <w:numId w:val="1014"/>
-        </w:numPr>
-      </w:pPr>
-      <w:r>
-        <w:rPr>
-          <w:b/>
-          <w:bCs/>
-        </w:rPr>
-        <w:t xml:space="preserve">Preconditions:</w:t>
-      </w:r>
-      <w:r>
-        <w:t xml:space="preserve"> </w:t>
-      </w:r>
-      <w:r>
-        <w:t xml:space="preserve">a hackathon with at least one submitted project.</w:t>
-      </w:r>
-    </w:p>
-    <w:p>
-      <w:pPr>
-        <w:pStyle w:val="Compact"/>
-        <w:numPr>
-          <w:ilvl w:val="0"/>
-          <w:numId w:val="1014"/>
-        </w:numPr>
-      </w:pPr>
-      <w:r>
-        <w:rPr>
-          <w:b/>
-          <w:bCs/>
-        </w:rPr>
-        <w:t xml:space="preserve">Steps:</w:t>
-      </w:r>
-      <w:r>
-        <w:t xml:space="preserve"> </w:t>
-      </w:r>
-      <w:r>
-        <w:t xml:space="preserve">1. Authenticate as admin. 2. Call reset for the hackathon. 3. List projects.</w:t>
-      </w:r>
-    </w:p>
-    <w:p>
-      <w:pPr>
-        <w:pStyle w:val="Compact"/>
-        <w:numPr>
-          <w:ilvl w:val="0"/>
-          <w:numId w:val="1014"/>
-        </w:numPr>
-      </w:pPr>
-      <w:r>
-        <w:rPr>
-          <w:b/>
-          <w:bCs/>
-        </w:rPr>
-        <w:t xml:space="preserve">Expected result:</w:t>
-      </w:r>
-      <w:r>
-        <w:t xml:space="preserve"> </w:t>
-      </w:r>
-      <w:r>
-        <w:t xml:space="preserve">reset returns the deleted count; the projects list is empty.</w:t>
-      </w:r>
-    </w:p>
-    <w:p>
-      <w:pPr>
-        <w:pStyle w:val="Compact"/>
-        <w:numPr>
-          <w:ilvl w:val="0"/>
-          <w:numId w:val="1014"/>
-        </w:numPr>
-      </w:pPr>
-      <w:r>
-        <w:rPr>
-          <w:b/>
-          <w:bCs/>
-        </w:rPr>
-        <w:t xml:space="preserve">Actual result:</w:t>
-      </w:r>
-      <w:r>
-        <w:t xml:space="preserve"> </w:t>
-      </w:r>
-      <w:r>
-        <w:t xml:space="preserve">matches expected.</w:t>
-      </w:r>
-    </w:p>
-    <w:p>
-      <w:pPr>
-        <w:pStyle w:val="Compact"/>
-        <w:numPr>
-          <w:ilvl w:val="0"/>
-          <w:numId w:val="1014"/>
-        </w:numPr>
-      </w:pPr>
-      <w:r>
-        <w:rPr>
-          <w:b/>
-          <w:bCs/>
-        </w:rPr>
-        <w:t xml:space="preserve">Status:</w:t>
-      </w:r>
-      <w:r>
-        <w:t xml:space="preserve"> </w:t>
-      </w:r>
-      <w:r>
-        <w:t xml:space="preserve">Pass</w:t>
-      </w:r>
-    </w:p>
-    <w:bookmarkEnd w:id="23"/>
-    <w:bookmarkEnd w:id="24"/>
-    <w:bookmarkStart w:id="25" w:name="running"/>
-    <w:p>
-      <w:pPr>
-        <w:pStyle w:val="Heading2"/>
-      </w:pPr>
-      <w:r>
         <w:t xml:space="preserve">11.3 Running</w:t>
       </w:r>
     </w:p>
@@ -1487,11 +2094,11 @@
         <w:rPr>
           <w:rStyle w:val="CommentTok"/>
         </w:rPr>
-        <w:t xml:space="preserve"># repo root → backend suite; expected: tests 51 · pass 51 · fail 0</w:t>
-      </w:r>
-    </w:p>
-    <w:bookmarkEnd w:id="25"/>
-    <w:bookmarkEnd w:id="26"/>
+        <w:t xml:space="preserve"># repo root → backend suite; expected: tests 71 · pass 71 · fail 0</w:t>
+      </w:r>
+    </w:p>
+    <w:bookmarkEnd w:id="31"/>
+    <w:bookmarkEnd w:id="32"/>
     <w:sectPr>
       <w:footnotePr>
         <w:numRestart w:val="eachSect"/>
@@ -1748,6 +2355,27 @@
     <w:abstractNumId w:val="991"/>
   </w:num>
   <w:num w:numId="1014">
+    <w:abstractNumId w:val="991"/>
+  </w:num>
+  <w:num w:numId="1015">
+    <w:abstractNumId w:val="991"/>
+  </w:num>
+  <w:num w:numId="1016">
+    <w:abstractNumId w:val="991"/>
+  </w:num>
+  <w:num w:numId="1017">
+    <w:abstractNumId w:val="991"/>
+  </w:num>
+  <w:num w:numId="1018">
+    <w:abstractNumId w:val="991"/>
+  </w:num>
+  <w:num w:numId="1019">
+    <w:abstractNumId w:val="991"/>
+  </w:num>
+  <w:num w:numId="1020">
+    <w:abstractNumId w:val="991"/>
+  </w:num>
+  <w:num w:numId="1021">
     <w:abstractNumId w:val="991"/>
   </w:num>
 </w:numbering>
